--- a/LAB1/Отчет LAB1.docx
+++ b/LAB1/Отчет LAB1.docx
@@ -781,9 +781,6 @@
         <w:jc w:val="both"/>
       </w:pPr>
       <w:r>
-        <w:rPr>
-          <w:lang w:val="ru-RU"/>
-        </w:rPr>
         <w:t xml:space="preserve"> </w:t>
       </w:r>
       <w:r>
@@ -819,7 +816,13 @@
       </w:r>
       <w:proofErr w:type="spellEnd"/>
       <w:r>
-        <w:t xml:space="preserve"> = guests \times slices</w:t>
+        <w:t xml:space="preserve"> = guests </w:t>
+      </w:r>
+      <w:r>
+        <w:t xml:space="preserve">* </w:t>
+      </w:r>
+      <w:r>
+        <w:t>slices</w:t>
       </w:r>
     </w:p>
     <w:p>
@@ -911,13 +914,17 @@
       </w:r>
       <w:proofErr w:type="spellEnd"/>
       <w:r>
-        <w:t xml:space="preserve"> \times size) - </w:t>
-      </w:r>
-      <w:proofErr w:type="spellStart"/>
-      <w:r>
-        <w:t>totalSlices</w:t>
-      </w:r>
-      <w:proofErr w:type="spellEnd"/>
+        <w:t xml:space="preserve"> </w:t>
+      </w:r>
+      <w:r>
+        <w:rPr>
+          <w:lang w:val="ru-RU"/>
+        </w:rPr>
+        <w:t>*</w:t>
+      </w:r>
+      <w:r>
+        <w:t xml:space="preserve"> size) - totalSlices</w:t>
+      </w:r>
     </w:p>
     <w:p>
       <w:pPr>
